--- a/산출물/리팩토링_노트.docx
+++ b/산출물/리팩토링_노트.docx
@@ -4,20 +4,57 @@
   <w:body>
     <w:p>
       <w:pPr>
-        <w:pStyle w:val="Title"/>
+        <w:pStyle w:val="Heading1"/>
       </w:pPr>
       <w:r>
-        <w:t>리팩토링 노트</w:t>
+        <w:t>리팩토링 노트 (2026-04-25~26)</w:t>
       </w:r>
     </w:p>
     <w:p>
       <w:r>
-        <w:t>시니어 엔지니어 코드 리뷰에서 발견된 22건의 이슈를 수정 완료.</w:t>
+        <w:t>3차에 걸친 코드 리뷰 및 QA 검사로 총 71건의 이슈를 수정 완료.</w:t>
+      </w:r>
+    </w:p>
+    <w:p>
+      <w:pPr>
+        <w:pStyle w:val="ListBullet"/>
+      </w:pPr>
+      <w:r>
+        <w:t>1차 코드 리뷰: 22건 (4/25)</w:t>
+      </w:r>
+    </w:p>
+    <w:p>
+      <w:pPr>
+        <w:pStyle w:val="ListBullet"/>
+      </w:pPr>
+      <w:r>
+        <w:t>2차 코드 리뷰: 20건 (4/26)</w:t>
+      </w:r>
+    </w:p>
+    <w:p>
+      <w:pPr>
+        <w:pStyle w:val="ListBullet"/>
+      </w:pPr>
+      <w:r>
+        <w:t>QA 전수 검사: 29건 (4/26)</w:t>
       </w:r>
     </w:p>
     <w:p>
       <w:r>
-        <w:t>──────────────────────────────────────────────────</w:t>
+        <w:t>---</w:t>
+      </w:r>
+    </w:p>
+    <w:p>
+      <w:pPr>
+        <w:pStyle w:val="Heading1"/>
+      </w:pPr>
+      <w:r>
+        <w:t>1차 코드 리뷰 (22건)</w:t>
+      </w:r>
+    </w:p>
+    <w:p>
+      <w:r>
+        <w:t>---</w:t>
       </w:r>
     </w:p>
     <w:p>
@@ -174,7 +211,7 @@
     </w:p>
     <w:p>
       <w:r>
-        <w:t>──────────────────────────────────────────────────</w:t>
+        <w:t>---</w:t>
       </w:r>
     </w:p>
     <w:p>
@@ -355,7 +392,7 @@
     </w:p>
     <w:p>
       <w:r>
-        <w:t>──────────────────────────────────────────────────</w:t>
+        <w:t>---</w:t>
       </w:r>
     </w:p>
     <w:p>
@@ -512,7 +549,7 @@
     </w:p>
     <w:p>
       <w:r>
-        <w:t>──────────────────────────────────────────────────</w:t>
+        <w:t>---</w:t>
       </w:r>
     </w:p>
     <w:p>
@@ -589,7 +626,7 @@
     </w:p>
     <w:p>
       <w:r>
-        <w:t>──────────────────────────────────────────────────</w:t>
+        <w:t>---</w:t>
       </w:r>
     </w:p>
     <w:p>
@@ -606,6 +643,653 @@
       </w:pPr>
       <w:r>
         <w:t>`next build` 성공 확인 (에러 0건, 기존 useEffect dependency 경고만 존재)</w:t>
+      </w:r>
+    </w:p>
+    <w:p>
+      <w:r>
+        <w:t>---</w:t>
+      </w:r>
+    </w:p>
+    <w:p>
+      <w:pPr>
+        <w:pStyle w:val="Heading1"/>
+      </w:pPr>
+      <w:r>
+        <w:t>2차 코드 리뷰 (20건)</w:t>
+      </w:r>
+    </w:p>
+    <w:p>
+      <w:pPr>
+        <w:pStyle w:val="Heading2"/>
+      </w:pPr>
+      <w:r>
+        <w:t>Critical~High</w:t>
+      </w:r>
+    </w:p>
+    <w:p>
+      <w:pPr>
+        <w:pStyle w:val="Heading3"/>
+      </w:pPr>
+      <w:r>
+        <w:t>S1. CORS 보안 강화</w:t>
+      </w:r>
+    </w:p>
+    <w:p>
+      <w:pPr>
+        <w:pStyle w:val="ListBullet"/>
+      </w:pPr>
+      <w:r>
+        <w:t>**파일**: `backend/app/main.py`</w:t>
+      </w:r>
+    </w:p>
+    <w:p>
+      <w:pPr>
+        <w:pStyle w:val="ListBullet"/>
+      </w:pPr>
+      <w:r>
+        <w:t>**수정**: `allow_origin_regex`를 특정 Render 서브도메인 `(smb-web|sub-api-qq2o)\.onrender\.com`으로 제한</w:t>
+      </w:r>
+    </w:p>
+    <w:p>
+      <w:pPr>
+        <w:pStyle w:val="Heading3"/>
+      </w:pPr>
+      <w:r>
+        <w:t>F1. UnrepliedReview sentiment 필드 누락</w:t>
+      </w:r>
+    </w:p>
+    <w:p>
+      <w:pPr>
+        <w:pStyle w:val="ListBullet"/>
+      </w:pPr>
+      <w:r>
+        <w:t>**파일**: `frontend/src/app/dashboard/reviews/page.tsx`</w:t>
+      </w:r>
+    </w:p>
+    <w:p>
+      <w:pPr>
+        <w:pStyle w:val="ListBullet"/>
+      </w:pPr>
+      <w:r>
+        <w:t>**수정**: 인터페이스에 `sentiment?: string` 추가</w:t>
+      </w:r>
+    </w:p>
+    <w:p>
+      <w:pPr>
+        <w:pStyle w:val="Heading3"/>
+      </w:pPr>
+      <w:r>
+        <w:t>F3. HistoryDetail.reply 필드 보강</w:t>
+      </w:r>
+    </w:p>
+    <w:p>
+      <w:pPr>
+        <w:pStyle w:val="ListBullet"/>
+      </w:pPr>
+      <w:r>
+        <w:t>**파일**: `frontend/src/lib/types.ts`</w:t>
+      </w:r>
+    </w:p>
+    <w:p>
+      <w:pPr>
+        <w:pStyle w:val="ListBullet"/>
+      </w:pPr>
+      <w:r>
+        <w:t>**수정**: `review_id`, `author`, `source`, `created_at`, `updated_at`, `published_at` 추가</w:t>
+      </w:r>
+    </w:p>
+    <w:p>
+      <w:pPr>
+        <w:pStyle w:val="Heading2"/>
+      </w:pPr>
+      <w:r>
+        <w:t>Medium</w:t>
+      </w:r>
+    </w:p>
+    <w:p>
+      <w:pPr>
+        <w:pStyle w:val="Heading3"/>
+      </w:pPr>
+      <w:r>
+        <w:t>P1. useMemo 최적화</w:t>
+      </w:r>
+    </w:p>
+    <w:p>
+      <w:pPr>
+        <w:pStyle w:val="ListBullet"/>
+      </w:pPr>
+      <w:r>
+        <w:t>**파일**: `frontend/src/app/dashboard/reviews/page.tsx`</w:t>
+      </w:r>
+    </w:p>
+    <w:p>
+      <w:pPr>
+        <w:pStyle w:val="ListBullet"/>
+      </w:pPr>
+      <w:r>
+        <w:t>**수정**: `getFilteredGroups`를 `useMemo`로 래핑 (불필요 재계산 방지)</w:t>
+      </w:r>
+    </w:p>
+    <w:p>
+      <w:pPr>
+        <w:pStyle w:val="Heading3"/>
+      </w:pPr>
+      <w:r>
+        <w:t>P5. Batch commit 통합</w:t>
+      </w:r>
+    </w:p>
+    <w:p>
+      <w:pPr>
+        <w:pStyle w:val="ListBullet"/>
+      </w:pPr>
+      <w:r>
+        <w:t>**파일**: `backend/app/routers/agent.py`</w:t>
+      </w:r>
+    </w:p>
+    <w:p>
+      <w:pPr>
+        <w:pStyle w:val="ListBullet"/>
+      </w:pPr>
+      <w:r>
+        <w:t>**수정**: 루프 내 개별 `db.commit()`을 `db.flush()` + 루프 후 단일 `db.commit()`으로 변경</w:t>
+      </w:r>
+    </w:p>
+    <w:p>
+      <w:pPr>
+        <w:pStyle w:val="Heading3"/>
+      </w:pPr>
+      <w:r>
+        <w:t>S3. Unpublish API 실연동</w:t>
+      </w:r>
+    </w:p>
+    <w:p>
+      <w:pPr>
+        <w:pStyle w:val="ListBullet"/>
+      </w:pPr>
+      <w:r>
+        <w:t>**파일**: `frontend/src/lib/api.ts`</w:t>
+      </w:r>
+    </w:p>
+    <w:p>
+      <w:pPr>
+        <w:pStyle w:val="ListBullet"/>
+      </w:pPr>
+      <w:r>
+        <w:t>**수정**: `unpublishReply()` 함수 추가, 실제 `POST /api/agent/replies/{id}/unpublish` 호출</w:t>
+      </w:r>
+    </w:p>
+    <w:p>
+      <w:pPr>
+        <w:pStyle w:val="Heading3"/>
+      </w:pPr>
+      <w:r>
+        <w:t>E3. 히스토리 별도 count 쿼리</w:t>
+      </w:r>
+    </w:p>
+    <w:p>
+      <w:pPr>
+        <w:pStyle w:val="ListBullet"/>
+      </w:pPr>
+      <w:r>
+        <w:t>**파일**: `backend/app/routers/agent.py`</w:t>
+      </w:r>
+    </w:p>
+    <w:p>
+      <w:pPr>
+        <w:pStyle w:val="ListBullet"/>
+      </w:pPr>
+      <w:r>
+        <w:t>**수정**: `len(replies)` → `base_query.count()` 별도 쿼리로 분리</w:t>
+      </w:r>
+    </w:p>
+    <w:p>
+      <w:pPr>
+        <w:pStyle w:val="Heading3"/>
+      </w:pPr>
+      <w:r>
+        <w:t>E4. FAB handlePublish 경합 방지</w:t>
+      </w:r>
+    </w:p>
+    <w:p>
+      <w:pPr>
+        <w:pStyle w:val="ListBullet"/>
+      </w:pPr>
+      <w:r>
+        <w:t>**파일**: `frontend/src/components/FABMiniPanel.tsx`</w:t>
+      </w:r>
+    </w:p>
+    <w:p>
+      <w:pPr>
+        <w:pStyle w:val="ListBullet"/>
+      </w:pPr>
+      <w:r>
+        <w:t>**수정**: `handlePublish(overrideReplyId?: number)` 파라미터 추가</w:t>
+      </w:r>
+    </w:p>
+    <w:p>
+      <w:pPr>
+        <w:pStyle w:val="Heading3"/>
+      </w:pPr>
+      <w:r>
+        <w:t>E5. NaN 가드</w:t>
+      </w:r>
+    </w:p>
+    <w:p>
+      <w:pPr>
+        <w:pStyle w:val="ListBullet"/>
+      </w:pPr>
+      <w:r>
+        <w:t>**파일**: `frontend/src/app/shop/products/[id]/page.tsx`</w:t>
+      </w:r>
+    </w:p>
+    <w:p>
+      <w:pPr>
+        <w:pStyle w:val="ListBullet"/>
+      </w:pPr>
+      <w:r>
+        <w:t>**수정**: `Number.isNaN(productId)` 체크 후 에러 메시지 표시</w:t>
+      </w:r>
+    </w:p>
+    <w:p>
+      <w:pPr>
+        <w:pStyle w:val="Heading2"/>
+      </w:pPr>
+      <w:r>
+        <w:t>Low — 접근성 (A1~A7)</w:t>
+      </w:r>
+    </w:p>
+    <w:p>
+      <w:pPr>
+        <w:pStyle w:val="ListBullet"/>
+      </w:pPr>
+      <w:r>
+        <w:t>A1: 일괄생성 버튼 `aria-label` 추가</w:t>
+      </w:r>
+    </w:p>
+    <w:p>
+      <w:pPr>
+        <w:pStyle w:val="ListBullet"/>
+      </w:pPr>
+      <w:r>
+        <w:t>A2: 키워드 칩 `aria-pressed` 추가</w:t>
+      </w:r>
+    </w:p>
+    <w:p>
+      <w:pPr>
+        <w:pStyle w:val="ListBullet"/>
+      </w:pPr>
+      <w:r>
+        <w:t>A3/A4: FAB 닫기/뒤로 버튼 `aria-label` 추가</w:t>
+      </w:r>
+    </w:p>
+    <w:p>
+      <w:pPr>
+        <w:pStyle w:val="ListBullet"/>
+      </w:pPr>
+      <w:r>
+        <w:t>A5: SVG 아이콘 `&lt;title&gt;` 요소 추가</w:t>
+      </w:r>
+    </w:p>
+    <w:p>
+      <w:pPr>
+        <w:pStyle w:val="ListBullet"/>
+      </w:pPr>
+      <w:r>
+        <w:t>A6: 상태 필터 `aria-label` 추가</w:t>
+      </w:r>
+    </w:p>
+    <w:p>
+      <w:pPr>
+        <w:pStyle w:val="ListBullet"/>
+      </w:pPr>
+      <w:r>
+        <w:t>A7: 감성 분포 바 `role="img"` + `aria-label` 추가</w:t>
+      </w:r>
+    </w:p>
+    <w:p>
+      <w:pPr>
+        <w:pStyle w:val="Heading2"/>
+      </w:pPr>
+      <w:r>
+        <w:t>Low — 품질 (Q2~Q7)</w:t>
+      </w:r>
+    </w:p>
+    <w:p>
+      <w:pPr>
+        <w:pStyle w:val="ListBullet"/>
+      </w:pPr>
+      <w:r>
+        <w:t>Q2: undoTimer cleanup `useEffect` 추가</w:t>
+      </w:r>
+    </w:p>
+    <w:p>
+      <w:pPr>
+        <w:pStyle w:val="ListBullet"/>
+      </w:pPr>
+      <w:r>
+        <w:t>Q3: 단일 이미지 시 갤러리 미표시</w:t>
+      </w:r>
+    </w:p>
+    <w:p>
+      <w:pPr>
+        <w:pStyle w:val="ListBullet"/>
+      </w:pPr>
+      <w:r>
+        <w:t>Q4: 데모 상태 변수 주석 추가</w:t>
+      </w:r>
+    </w:p>
+    <w:p>
+      <w:pPr>
+        <w:pStyle w:val="ListBullet"/>
+      </w:pPr>
+      <w:r>
+        <w:t>Q5: eslint-disable 주석 추가</w:t>
+      </w:r>
+    </w:p>
+    <w:p>
+      <w:pPr>
+        <w:pStyle w:val="ListBullet"/>
+      </w:pPr>
+      <w:r>
+        <w:t>Q6: 미사용 `GeneratedReply` 인터페이스 제거</w:t>
+      </w:r>
+    </w:p>
+    <w:p>
+      <w:pPr>
+        <w:pStyle w:val="ListBullet"/>
+      </w:pPr>
+      <w:r>
+        <w:t>Q7: `_build_system_prompt` → `build_system_prompt` public 함수로 변경</w:t>
+      </w:r>
+    </w:p>
+    <w:p>
+      <w:r>
+        <w:t>---</w:t>
+      </w:r>
+    </w:p>
+    <w:p>
+      <w:pPr>
+        <w:pStyle w:val="Heading1"/>
+      </w:pPr>
+      <w:r>
+        <w:t>QA 전수 검사 (29건)</w:t>
+      </w:r>
+    </w:p>
+    <w:p>
+      <w:r>
+        <w:t>프론트엔드 코드 + 백엔드 API + 라이브 사이트 통합 테스트 3방향 점검.</w:t>
+      </w:r>
+    </w:p>
+    <w:p>
+      <w:pPr>
+        <w:pStyle w:val="Heading2"/>
+      </w:pPr>
+      <w:r>
+        <w:t>CRITICAL (5건)</w:t>
+      </w:r>
+    </w:p>
+    <w:p>
+      <w:pPr>
+        <w:pStyle w:val="ListBullet"/>
+      </w:pPr>
+      <w:r>
+        <w:t>C1: API 타임아웃 30초→60초 (Render 콜드스타트 대응)</w:t>
+      </w:r>
+    </w:p>
+    <w:p>
+      <w:pPr>
+        <w:pStyle w:val="ListBullet"/>
+      </w:pPr>
+      <w:r>
+        <w:t>C2: FAB "바로 등록" stale closure 수정 — `updateAgentReply` 선행 호출 후 publish</w:t>
+      </w:r>
+    </w:p>
+    <w:p>
+      <w:pPr>
+        <w:pStyle w:val="ListBullet"/>
+      </w:pPr>
+      <w:r>
+        <w:t>C3: `handlePublishAll` 스냅샷 기반 루프로 변경 (배열 변경 중 인덱스 오류 방지)</w:t>
+      </w:r>
+    </w:p>
+    <w:p>
+      <w:pPr>
+        <w:pStyle w:val="ListBullet"/>
+      </w:pPr>
+      <w:r>
+        <w:t>C4: publish 엔드포인트 중복 게시 방지 체크 추가</w:t>
+      </w:r>
+    </w:p>
+    <w:p>
+      <w:pPr>
+        <w:pStyle w:val="ListBullet"/>
+      </w:pPr>
+      <w:r>
+        <w:t>C5: regenerate 시 원본 리뷰 없으면 400 에러 반환</w:t>
+      </w:r>
+    </w:p>
+    <w:p>
+      <w:pPr>
+        <w:pStyle w:val="Heading2"/>
+      </w:pPr>
+      <w:r>
+        <w:t>HIGH (6건)</w:t>
+      </w:r>
+    </w:p>
+    <w:p>
+      <w:pPr>
+        <w:pStyle w:val="ListBullet"/>
+      </w:pPr>
+      <w:r>
+        <w:t>H1: 톤 프리뷰 감성 분류 수정 ("교환 가능한가요?" → inquiry)</w:t>
+      </w:r>
+    </w:p>
+    <w:p>
+      <w:pPr>
+        <w:pStyle w:val="ListBullet"/>
+      </w:pPr>
+      <w:r>
+        <w:t>H2: Shop `PUT /replies` 히스토리 기록 누락 → `ReplyHistory` 추가</w:t>
+      </w:r>
+    </w:p>
+    <w:p>
+      <w:pPr>
+        <w:pStyle w:val="ListBullet"/>
+      </w:pPr>
+      <w:r>
+        <w:t>H3: confirm 성공 후 publish 실패 시 롤백 처리 ("확정 상태로 유지됩니다" 에러)</w:t>
+      </w:r>
+    </w:p>
+    <w:p>
+      <w:pPr>
+        <w:pStyle w:val="ListBullet"/>
+      </w:pPr>
+      <w:r>
+        <w:t>H5: `Reply.history` 관계에 `cascade="all, delete-orphan"` 추가</w:t>
+      </w:r>
+    </w:p>
+    <w:p>
+      <w:pPr>
+        <w:pStyle w:val="ListBullet"/>
+      </w:pPr>
+      <w:r>
+        <w:t>H6: `ReplyCreate`/`ReplyUpdate` content `min_length=1` 검증</w:t>
+      </w:r>
+    </w:p>
+    <w:p>
+      <w:pPr>
+        <w:pStyle w:val="Heading2"/>
+      </w:pPr>
+      <w:r>
+        <w:t>MEDIUM (8건)</w:t>
+      </w:r>
+    </w:p>
+    <w:p>
+      <w:pPr>
+        <w:pStyle w:val="ListBullet"/>
+      </w:pPr>
+      <w:r>
+        <w:t>M1: `BatchGenerateRequest.reviews` `max_length=50` 제한</w:t>
+      </w:r>
+    </w:p>
+    <w:p>
+      <w:pPr>
+        <w:pStyle w:val="ListBullet"/>
+      </w:pPr>
+      <w:r>
+        <w:t>M2: batch source 개별 반영 (`review_req.source or "batch"`)</w:t>
+      </w:r>
+    </w:p>
+    <w:p>
+      <w:pPr>
+        <w:pStyle w:val="ListBullet"/>
+      </w:pPr>
+      <w:r>
+        <w:t>M3: unpublish 상태 체크 추가 (게시된 대댓글만 취소 가능)</w:t>
+      </w:r>
+    </w:p>
+    <w:p>
+      <w:pPr>
+        <w:pStyle w:val="ListBullet"/>
+      </w:pPr>
+      <w:r>
+        <w:t>M4: FAB `mountedRef` 언마운트 안전장치 추가</w:t>
+      </w:r>
+    </w:p>
+    <w:p>
+      <w:pPr>
+        <w:pStyle w:val="ListBullet"/>
+      </w:pPr>
+      <w:r>
+        <w:t>M5: FAB API 로드 `Promise.allSettled` 병렬화</w:t>
+      </w:r>
+    </w:p>
+    <w:p>
+      <w:pPr>
+        <w:pStyle w:val="ListBullet"/>
+      </w:pPr>
+      <w:r>
+        <w:t>M6: 톤 변경 드롭다운 선택 후 리셋 제거</w:t>
+      </w:r>
+    </w:p>
+    <w:p>
+      <w:pPr>
+        <w:pStyle w:val="ListBullet"/>
+      </w:pPr>
+      <w:r>
+        <w:t>M8: "문의/중립" → "중립(3점)" 라벨 정확도 개선</w:t>
+      </w:r>
+    </w:p>
+    <w:p>
+      <w:pPr>
+        <w:pStyle w:val="Heading2"/>
+      </w:pPr>
+      <w:r>
+        <w:t>LOW (10건)</w:t>
+      </w:r>
+    </w:p>
+    <w:p>
+      <w:pPr>
+        <w:pStyle w:val="ListBullet"/>
+      </w:pPr>
+      <w:r>
+        <w:t>L1: SQLite FK `PRAGMA foreign_keys=ON` 활성화</w:t>
+      </w:r>
+    </w:p>
+    <w:p>
+      <w:pPr>
+        <w:pStyle w:val="ListBullet"/>
+      </w:pPr>
+      <w:r>
+        <w:t>L2: `seed.py` deprecated `datetime.utcnow()` → `datetime.now(timezone.utc)`</w:t>
+      </w:r>
+    </w:p>
+    <w:p>
+      <w:pPr>
+        <w:pStyle w:val="ListBullet"/>
+      </w:pPr>
+      <w:r>
+        <w:t>L3: `reply.content` None 가드</w:t>
+      </w:r>
+    </w:p>
+    <w:p>
+      <w:pPr>
+        <w:pStyle w:val="ListBullet"/>
+      </w:pPr>
+      <w:r>
+        <w:t>L4: `content_snapshot`/`review_text` 조건부 말줄임 (30자/50자 이하면 "..." 생략)</w:t>
+      </w:r>
+    </w:p>
+    <w:p>
+      <w:pPr>
+        <w:pStyle w:val="ListBullet"/>
+      </w:pPr>
+      <w:r>
+        <w:t>L5: 빈 author 아바타 `"?"` 폴백</w:t>
+      </w:r>
+    </w:p>
+    <w:p>
+      <w:pPr>
+        <w:pStyle w:val="ListBullet"/>
+      </w:pPr>
+      <w:r>
+        <w:t>L6: `formatDate()` 유틸 생성 (Invalid Date 방지)</w:t>
+      </w:r>
+    </w:p>
+    <w:p>
+      <w:pPr>
+        <w:pStyle w:val="ListBullet"/>
+      </w:pPr>
+      <w:r>
+        <w:t>L7: `undoTimer` `useState` → `useRef` 전환</w:t>
+      </w:r>
+    </w:p>
+    <w:p>
+      <w:pPr>
+        <w:pStyle w:val="ListBullet"/>
+      </w:pPr>
+      <w:r>
+        <w:t>L9: `mainImageIdx` 상품 변경 시 리셋</w:t>
+      </w:r>
+    </w:p>
+    <w:p>
+      <w:pPr>
+        <w:pStyle w:val="ListBullet"/>
+      </w:pPr>
+      <w:r>
+        <w:t>L10: CORS `allow_methods`/`allow_headers` 명시적 제한</w:t>
+      </w:r>
+    </w:p>
+    <w:p>
+      <w:pPr>
+        <w:pStyle w:val="Heading2"/>
+      </w:pPr>
+      <w:r>
+        <w:t>빌드 검증</w:t>
+      </w:r>
+    </w:p>
+    <w:p>
+      <w:pPr>
+        <w:pStyle w:val="ListBullet"/>
+      </w:pPr>
+      <w:r>
+        <w:t>프론트엔드 `next build` 성공 (에러 0건)</w:t>
+      </w:r>
+    </w:p>
+    <w:p>
+      <w:pPr>
+        <w:pStyle w:val="ListBullet"/>
+      </w:pPr>
+      <w:r>
+        <w:t>백엔드 import 정상</w:t>
+      </w:r>
+    </w:p>
+    <w:p>
+      <w:pPr>
+        <w:pStyle w:val="ListBullet"/>
+      </w:pPr>
+      <w:r>
+        <w:t>Render 배포 후 라이브 사이트 정상 동작 확인</w:t>
       </w:r>
     </w:p>
     <w:sectPr>
@@ -981,9 +1665,12 @@
     <w:name w:val="Normal"/>
     <w:qFormat/>
     <w:rsid w:val="00FC693F"/>
+    <w:pPr>
+      <w:spacing w:after="80" w:line="276" w:lineRule="auto"/>
+    </w:pPr>
     <w:rPr>
-      <w:rFonts w:ascii="Arial" w:hAnsi="Arial"/>
-      <w:sz w:val="21"/>
+      <w:rFonts w:ascii="Malgun Gothic" w:hAnsi="Malgun Gothic"/>
+      <w:sz w:val="20"/>
     </w:rPr>
   </w:style>
   <w:style w:type="paragraph" w:styleId="Header">
